--- a/06-学生侧材料/讲义/数学工具/数学工具-第2讲-对数与指数.docx
+++ b/06-学生侧材料/讲义/数学工具/数学工具-第2讲-对数与指数.docx
@@ -28187,18 +28187,72 @@
         </w:rPr>
         <w:t xml:space="preserve"> </w:t>
       </w:r>
-      <w:r>
-        <w:rPr>
-          <w:rStyle w:val="VerbatimChar"/>
-          <w:rFonts w:ascii="Times New Roman" w:hAnsi="Times New Roman" w:eastAsia="Times New Roman" w:cs="Times New Roman"/>
-        </w:rPr>
-        <w:t xml:space="preserve">k = A $e^{-E_a/RT}</w:t>
-      </w:r>
-      <w:r>
-        <w:rPr>
-          <w:rFonts w:ascii="Times New Roman" w:hAnsi="Times New Roman" w:eastAsia="Times New Roman" w:cs="Times New Roman"/>
-        </w:rPr>
-        <w:t xml:space="preserve">$ </w:t>
+      <m:oMath>
+        <m:oMathPr>
+          <m:ctrlPr>
+            <w:rPr>
+              <w:sz w:val="28"/>
+              <w:szCs w:val="28"/>
+            </w:rPr>
+          </m:ctrlPr>
+        </m:oMathPr>
+        <m:r>
+          <m:t>k</m:t>
+        </m:r>
+        <m:r>
+          <m:rPr>
+            <m:sty m:val="p"/>
+          </m:rPr>
+          <m:t>=</m:t>
+        </m:r>
+        <m:r>
+          <m:t>A</m:t>
+        </m:r>
+        <m:sSup>
+          <m:e>
+            <m:r>
+              <m:t>e</m:t>
+            </m:r>
+          </m:e>
+          <m:sup>
+            <m:r>
+              <m:rPr>
+                <m:sty m:val="p"/>
+              </m:rPr>
+              <m:t>−</m:t>
+            </m:r>
+            <m:sSub>
+              <m:e>
+                <m:r>
+                  <m:t>E</m:t>
+                </m:r>
+              </m:e>
+              <m:sub>
+                <m:r>
+                  <m:t>a</m:t>
+                </m:r>
+              </m:sub>
+            </m:sSub>
+            <m:r>
+              <m:rPr>
+                <m:sty m:val="p"/>
+              </m:rPr>
+              <m:t>/</m:t>
+            </m:r>
+            <m:r>
+              <m:t>R</m:t>
+            </m:r>
+            <m:r>
+              <m:t>T</m:t>
+            </m:r>
+          </m:sup>
+        </m:sSup>
+      </m:oMath>
+      <w:r>
+        <w:rPr>
+          <w:rFonts w:ascii="Times New Roman" w:hAnsi="Times New Roman" w:eastAsia="Times New Roman" w:cs="Times New Roman"/>
+        </w:rPr>
+        <w:t xml:space="preserve"> </w:t>
       </w:r>
       <w:r>
         <w:rPr>
@@ -30296,7 +30350,7 @@
     <ns0:name ns0:val="Verbatim Char"/>
     <ns0:basedOn ns0:val="BodyTextChar"/>
     <ns0:rPr>
-      <ns0:rFonts ns0:ascii="SimSun" ns0:hAnsi="SimSun" ns0:eastAsia="SimSun" ns0:cs="SimSun"/>
+      <ns0:rFonts ns0:ascii="SimSun" ns0:cs="SimSun" ns0:eastAsia="SimSun" ns0:hAnsi="SimSun"/>
       <ns0:b ns0:val="0"/>
       <ns0:sz ns0:val="20"/>
     </ns0:rPr>
@@ -30374,7 +30428,7 @@
       <w:wordWrap w:val="off"/>
     </w:pPr>
     <ns0:rPr>
-      <w:rFonts w:ascii="SimSun" w:hAnsi="SimSun" w:eastAsia="SimSun" w:cs="SimSun"/>
+      <w:rFonts ns0:ascii="SimSun" ns0:hAnsi="SimSun" ns0:eastAsia="SimSun" ns0:cs="SimSun"/>
     </ns0:rPr>
   </w:style>
   <w:style w:type="character" w:customStyle="1" w:styleId="KeywordTok">
